--- a/testakten/sozialrecht-teilhabeassistenz-autismus-berufsschule-regensburg/01_antrag_teilhabeassistenz_2026-05-04.docx
+++ b/testakten/sozialrecht-teilhabeassistenz-autismus-berufsschule-regensburg/01_antrag_teilhabeassistenz_2026-05-04.docx
@@ -4,27 +4,36 @@
   <w:body>
     <w:p>
       <w:pPr>
-        <w:jc w:val="right"/>
+        <w:spacing w:after="120" w:line="259" w:lineRule="auto"/>
+        <w:jc w:val="left"/>
       </w:pPr>
       <w:r>
         <w:rPr>
           <w:rFonts w:ascii="Times New Roman" w:hAnsi="Times New Roman"/>
-          <w:i/>
-          <w:sz w:val="18"/>
+          <w:b w:val="0"/>
+          <w:i w:val="0"/>
+          <w:sz w:val="22"/>
         </w:rPr>
-        <w:t>Kanzlei Lindenhof und Partner mbB | Aktenzeichen intern 2026-</w:t>
+        <w:t>Kanzlei Ahlers und Brinkmann | Aktenzeichen intern 2026-SOZ-0498</w:t>
       </w:r>
     </w:p>
     <w:p>
       <w:pPr>
         <w:pStyle w:val="Heading1"/>
+        <w:spacing w:before="120" w:after="60" w:line="259" w:lineRule="auto"/>
       </w:pPr>
       <w:r>
+        <w:rPr>
+          <w:rFonts w:ascii="Times New Roman" w:hAnsi="Times New Roman"/>
+          <w:b/>
+          <w:sz w:val="22"/>
+        </w:rPr>
         <w:t>Antrag Teilhabeassistenz</w:t>
       </w:r>
     </w:p>
     <w:p>
       <w:pPr>
+        <w:spacing w:line="259" w:lineRule="auto" w:after="60"/>
         <w:jc w:val="both"/>
       </w:pPr>
       <w:r>
@@ -33,6 +42,7 @@
     </w:p>
     <w:p>
       <w:pPr>
+        <w:spacing w:line="259" w:lineRule="auto" w:after="60"/>
         <w:jc w:val="both"/>
       </w:pPr>
       <w:r>
@@ -40,13 +50,58 @@
       </w:r>
     </w:p>
     <w:sectPr>
+      <w:headerReference w:type="default" r:id="rId9"/>
+      <w:footerReference w:type="default" r:id="rId10"/>
       <w:pgSz w:w="12240" w:h="15840"/>
-      <w:pgMar w:top="1134" w:right="1247" w:bottom="1134" w:left="1247" w:header="720" w:footer="720" w:gutter="0"/>
+      <w:pgMar w:top="1191" w:right="1247" w:bottom="1134" w:left="1361" w:header="720" w:footer="720" w:gutter="0"/>
       <w:cols w:space="720"/>
       <w:docGrid w:linePitch="360"/>
     </w:sectPr>
   </w:body>
 </w:document>
+</file>
+
+<file path=word/footer1.xml><?xml version="1.0" encoding="utf-8"?>
+<w:ftr xmlns:m="http://schemas.openxmlformats.org/officeDocument/2006/math" xmlns:mc="http://schemas.openxmlformats.org/markup-compatibility/2006" xmlns:mo="http://schemas.microsoft.com/office/mac/office/2008/main" xmlns:mv="urn:schemas-microsoft-com:mac:vml" xmlns:o="urn:schemas-microsoft-com:office:office" xmlns:r="http://schemas.openxmlformats.org/officeDocument/2006/relationships" xmlns:v="urn:schemas-microsoft-com:vml" xmlns:w10="urn:schemas-microsoft-com:office:word" xmlns:w14="http://schemas.microsoft.com/office/word/2010/wordml" xmlns:w="http://schemas.openxmlformats.org/wordprocessingml/2006/main" xmlns:wne="http://schemas.microsoft.com/office/word/2006/wordml" xmlns:wp14="http://schemas.microsoft.com/office/word/2010/wordprocessingDrawing" xmlns:wp="http://schemas.openxmlformats.org/drawingml/2006/wordprocessingDrawing" xmlns:wpc="http://schemas.microsoft.com/office/word/2010/wordprocessingCanvas" xmlns:wpg="http://schemas.microsoft.com/office/word/2010/wordprocessingGroup" xmlns:wpi="http://schemas.microsoft.com/office/word/2010/wordprocessingInk" xmlns:wps="http://schemas.microsoft.com/office/word/2010/wordprocessingShape" mc:Ignorable="w14 wp14">
+  <w:p>
+    <w:pPr>
+      <w:pStyle w:val="Footer"/>
+      <w:jc w:val="left"/>
+    </w:pPr>
+    <w:r/>
+    <w:r>
+      <w:rPr>
+        <w:rFonts w:ascii="Times New Roman" w:hAnsi="Times New Roman"/>
+        <w:b w:val="0"/>
+        <w:color w:val="777777"/>
+        <w:sz w:val="17"/>
+      </w:rPr>
+      <w:t>Vertraulich | Bearbeitungsstand Juli 2026 | nur zur Aktenbearbeitung</w:t>
+    </w:r>
+  </w:p>
+</w:ftr>
+</file>
+
+<file path=word/header1.xml><?xml version="1.0" encoding="utf-8"?>
+<w:hdr xmlns:m="http://schemas.openxmlformats.org/officeDocument/2006/math" xmlns:mc="http://schemas.openxmlformats.org/markup-compatibility/2006" xmlns:mo="http://schemas.microsoft.com/office/mac/office/2008/main" xmlns:mv="urn:schemas-microsoft-com:mac:vml" xmlns:o="urn:schemas-microsoft-com:office:office" xmlns:r="http://schemas.openxmlformats.org/officeDocument/2006/relationships" xmlns:v="urn:schemas-microsoft-com:vml" xmlns:w10="urn:schemas-microsoft-com:office:word" xmlns:w14="http://schemas.microsoft.com/office/word/2010/wordml" xmlns:w="http://schemas.openxmlformats.org/wordprocessingml/2006/main" xmlns:wne="http://schemas.microsoft.com/office/word/2006/wordml" xmlns:wp14="http://schemas.microsoft.com/office/word/2010/wordprocessingDrawing" xmlns:wp="http://schemas.openxmlformats.org/drawingml/2006/wordprocessingDrawing" xmlns:wpc="http://schemas.microsoft.com/office/word/2010/wordprocessingCanvas" xmlns:wpg="http://schemas.microsoft.com/office/word/2010/wordprocessingGroup" xmlns:wpi="http://schemas.microsoft.com/office/word/2010/wordprocessingInk" xmlns:wps="http://schemas.microsoft.com/office/word/2010/wordprocessingShape" mc:Ignorable="w14 wp14">
+  <w:p>
+    <w:pPr>
+      <w:pStyle w:val="Header"/>
+      <w:jc w:val="left"/>
+    </w:pPr>
+    <w:r/>
+    <w:r>
+      <w:rPr>
+        <w:rFonts w:ascii="Times New Roman" w:hAnsi="Times New Roman"/>
+        <w:b w:val="0"/>
+        <w:i w:val="0"/>
+        <w:color w:val="666666"/>
+        <w:sz w:val="17"/>
+      </w:rPr>
+      <w:t>Kanzlei Ahlers und Brinkmann | Sozialrechtliche Leistungsakte | Bearbeitungsstand Juli 2026</w:t>
+    </w:r>
+  </w:p>
+</w:hdr>
 </file>
 
 <file path=word/numbering.xml><?xml version="1.0" encoding="utf-8"?>
@@ -476,7 +531,7 @@
       <w:outlineLvl w:val="0"/>
     </w:pPr>
     <w:rPr>
-      <w:rFonts w:asciiTheme="majorHAnsi" w:eastAsiaTheme="majorEastAsia" w:hAnsiTheme="majorHAnsi" w:cstheme="majorBidi"/>
+      <w:rFonts w:asciiTheme="majorHAnsi" w:eastAsiaTheme="majorEastAsia" w:hAnsiTheme="majorHAnsi" w:cstheme="majorBidi" w:ascii="Times New Roman" w:hAnsi="Times New Roman"/>
       <w:b/>
       <w:bCs/>
       <w:color w:val="365F91" w:themeColor="accent1" w:themeShade="BF"/>
@@ -500,11 +555,11 @@
       <w:outlineLvl w:val="1"/>
     </w:pPr>
     <w:rPr>
-      <w:rFonts w:asciiTheme="majorHAnsi" w:eastAsiaTheme="majorEastAsia" w:hAnsiTheme="majorHAnsi" w:cstheme="majorBidi"/>
+      <w:rFonts w:asciiTheme="majorHAnsi" w:eastAsiaTheme="majorEastAsia" w:hAnsiTheme="majorHAnsi" w:cstheme="majorBidi" w:ascii="Times New Roman" w:hAnsi="Times New Roman"/>
       <w:b/>
       <w:bCs/>
       <w:color w:val="4F81BD" w:themeColor="accent1"/>
-      <w:sz w:val="26"/>
+      <w:sz w:val="24"/>
       <w:szCs w:val="26"/>
     </w:rPr>
   </w:style>
@@ -765,11 +820,12 @@
       <w:contextualSpacing/>
     </w:pPr>
     <w:rPr>
-      <w:rFonts w:asciiTheme="majorHAnsi" w:eastAsiaTheme="majorEastAsia" w:hAnsiTheme="majorHAnsi" w:cstheme="majorBidi"/>
+      <w:rFonts w:asciiTheme="majorHAnsi" w:eastAsiaTheme="majorEastAsia" w:hAnsiTheme="majorHAnsi" w:cstheme="majorBidi" w:ascii="Times New Roman" w:hAnsi="Times New Roman"/>
+      <w:b/>
       <w:color w:val="17365D" w:themeColor="text2" w:themeShade="BF"/>
       <w:spacing w:val="5"/>
       <w:kern w:val="28"/>
-      <w:sz w:val="52"/>
+      <w:sz w:val="30"/>
       <w:szCs w:val="52"/>
     </w:rPr>
   </w:style>

--- a/testakten/sozialrecht-teilhabeassistenz-autismus-berufsschule-regensburg/01_antrag_teilhabeassistenz_2026-05-04.docx
+++ b/testakten/sozialrecht-teilhabeassistenz-autismus-berufsschule-regensburg/01_antrag_teilhabeassistenz_2026-05-04.docx
@@ -4,56 +4,374 @@
   <w:body>
     <w:p>
       <w:pPr>
-        <w:spacing w:after="120" w:line="259" w:lineRule="auto"/>
-        <w:jc w:val="left"/>
+        <w:spacing w:after="180"/>
       </w:pPr>
       <w:r>
         <w:rPr>
-          <w:rFonts w:ascii="Times New Roman" w:hAnsi="Times New Roman"/>
+          <w:rFonts w:ascii="Arial" w:hAnsi="Arial" w:eastAsia="Arial"/>
+          <w:b/>
+          <w:color w:val="5C6569"/>
+          <w:sz w:val="16"/>
+        </w:rPr>
+        <w:t>LEISTUNGSANTRAG</w:t>
+      </w:r>
+    </w:p>
+    <w:p>
+      <w:pPr>
+        <w:spacing w:after="100"/>
+      </w:pPr>
+      <w:r>
+        <w:rPr>
+          <w:rFonts w:ascii="Arial" w:hAnsi="Arial" w:eastAsia="Arial"/>
           <w:b w:val="0"/>
-          <w:i w:val="0"/>
-          <w:sz w:val="22"/>
+          <w:color w:val="5C6569"/>
+          <w:sz w:val="14"/>
         </w:rPr>
-        <w:t>Kanzlei Ahlers und Brinkmann | Aktenzeichen intern 2026-SOZ-0498</w:t>
+        <w:t>Ulrike Schuster · Hermann-Geib-Straße 27 · 93053 Regensburg</w:t>
+      </w:r>
+    </w:p>
+    <w:p>
+      <w:pPr>
+        <w:spacing w:after="0"/>
+      </w:pPr>
+      <w:r>
+        <w:rPr>
+          <w:rFonts w:ascii="Arial" w:hAnsi="Arial" w:eastAsia="Arial"/>
+          <w:b w:val="0"/>
+          <w:sz w:val="18"/>
+        </w:rPr>
+        <w:t>Bezirk Oberpfalz</w:t>
+      </w:r>
+    </w:p>
+    <w:p>
+      <w:pPr>
+        <w:spacing w:after="0"/>
+      </w:pPr>
+      <w:r>
+        <w:rPr>
+          <w:rFonts w:ascii="Arial" w:hAnsi="Arial" w:eastAsia="Arial"/>
+          <w:b w:val="0"/>
+          <w:sz w:val="18"/>
+        </w:rPr>
+        <w:t>Referat Eingliederungshilfe</w:t>
+      </w:r>
+    </w:p>
+    <w:p>
+      <w:pPr>
+        <w:spacing w:after="0"/>
+      </w:pPr>
+      <w:r>
+        <w:rPr>
+          <w:rFonts w:ascii="Arial" w:hAnsi="Arial" w:eastAsia="Arial"/>
+          <w:b w:val="0"/>
+          <w:sz w:val="18"/>
+        </w:rPr>
+        <w:t>Ludwig-Thoma-Straße 14</w:t>
+      </w:r>
+    </w:p>
+    <w:p>
+      <w:pPr>
+        <w:spacing w:after="0"/>
+      </w:pPr>
+      <w:r>
+        <w:rPr>
+          <w:rFonts w:ascii="Arial" w:hAnsi="Arial" w:eastAsia="Arial"/>
+          <w:b w:val="0"/>
+          <w:sz w:val="18"/>
+        </w:rPr>
+        <w:t>93051 Regensburg</w:t>
+      </w:r>
+    </w:p>
+    <w:p/>
+    <w:tbl>
+      <w:tblPr>
+        <w:tblW w:type="auto" w:w="0"/>
+        <w:jc w:val="right"/>
+        <w:tblLayout w:type="fixed"/>
+        <w:tblLook w:firstColumn="1" w:firstRow="1" w:lastColumn="0" w:lastRow="0" w:noHBand="0" w:noVBand="1" w:val="04A0"/>
+      </w:tblPr>
+      <w:tblGrid>
+        <w:gridCol w:w="4720"/>
+        <w:gridCol w:w="4720"/>
+      </w:tblGrid>
+      <w:tr>
+        <w:tc>
+          <w:tcPr>
+            <w:tcW w:type="dxa" w:w="1757"/>
+          </w:tcPr>
+          <w:p>
+            <w:r>
+              <w:rPr>
+                <w:rFonts w:ascii="Arial" w:hAnsi="Arial" w:eastAsia="Arial"/>
+                <w:b/>
+                <w:color w:val="5C6569"/>
+                <w:sz w:val="16"/>
+              </w:rPr>
+              <w:t>Datum</w:t>
+            </w:r>
+          </w:p>
+        </w:tc>
+        <w:tc>
+          <w:tcPr>
+            <w:tcW w:type="dxa" w:w="2948"/>
+          </w:tcPr>
+          <w:p>
+            <w:r>
+              <w:rPr>
+                <w:rFonts w:ascii="Arial" w:hAnsi="Arial" w:eastAsia="Arial"/>
+                <w:b w:val="0"/>
+                <w:sz w:val="16"/>
+              </w:rPr>
+              <w:t>4. Mai 2026</w:t>
+            </w:r>
+          </w:p>
+        </w:tc>
+      </w:tr>
+      <w:tr>
+        <w:tc>
+          <w:tcPr>
+            <w:tcW w:type="dxa" w:w="1757"/>
+          </w:tcPr>
+          <w:p>
+            <w:r>
+              <w:rPr>
+                <w:rFonts w:ascii="Arial" w:hAnsi="Arial" w:eastAsia="Arial"/>
+                <w:b/>
+                <w:color w:val="5C6569"/>
+                <w:sz w:val="16"/>
+              </w:rPr>
+              <w:t>Aktenzeichen</w:t>
+            </w:r>
+          </w:p>
+        </w:tc>
+        <w:tc>
+          <w:tcPr>
+            <w:tcW w:type="dxa" w:w="2948"/>
+          </w:tcPr>
+          <w:p>
+            <w:r>
+              <w:rPr>
+                <w:rFonts w:ascii="Arial" w:hAnsi="Arial" w:eastAsia="Arial"/>
+                <w:b w:val="0"/>
+                <w:sz w:val="16"/>
+              </w:rPr>
+              <w:t>Levin Schuster · BG 11-482-06</w:t>
+            </w:r>
+          </w:p>
+        </w:tc>
+      </w:tr>
+      <w:tr>
+        <w:tc>
+          <w:tcPr>
+            <w:tcW w:type="dxa" w:w="1757"/>
+          </w:tcPr>
+          <w:p>
+            <w:r>
+              <w:rPr>
+                <w:rFonts w:ascii="Arial" w:hAnsi="Arial" w:eastAsia="Arial"/>
+                <w:b/>
+                <w:color w:val="5C6569"/>
+                <w:sz w:val="16"/>
+              </w:rPr>
+              <w:t>Bearbeitung</w:t>
+            </w:r>
+          </w:p>
+        </w:tc>
+        <w:tc>
+          <w:tcPr>
+            <w:tcW w:type="dxa" w:w="2948"/>
+          </w:tcPr>
+          <w:p>
+            <w:r>
+              <w:rPr>
+                <w:rFonts w:ascii="Arial" w:hAnsi="Arial" w:eastAsia="Arial"/>
+                <w:b w:val="0"/>
+                <w:sz w:val="16"/>
+              </w:rPr>
+              <w:t>Ulrike Schuster</w:t>
+            </w:r>
+          </w:p>
+        </w:tc>
+      </w:tr>
+    </w:tbl>
+    <w:p/>
+    <w:p>
+      <w:pPr>
+        <w:pStyle w:val="Title"/>
+      </w:pPr>
+      <w:r>
+        <w:rPr>
+          <w:rFonts w:ascii="Arial" w:hAnsi="Arial" w:eastAsia="Arial"/>
+          <w:b/>
+          <w:color w:val="173941"/>
+          <w:sz w:val="34"/>
+        </w:rPr>
+        <w:t>Antrag auf Teilhabeassistenz für Berufsschule und schulbezogenen Weg</w:t>
+      </w:r>
+    </w:p>
+    <w:p>
+      <w:pPr>
+        <w:jc w:val="both"/>
+      </w:pPr>
+      <w:r>
+        <w:rPr>
+          <w:rFonts w:ascii="Arial" w:hAnsi="Arial" w:eastAsia="Arial"/>
+          <w:b w:val="0"/>
+          <w:sz w:val="21"/>
+        </w:rPr>
+        <w:t>Sehr geehrte Damen und Herren,</w:t>
       </w:r>
     </w:p>
     <w:p>
       <w:pPr>
         <w:pStyle w:val="Heading1"/>
-        <w:spacing w:before="120" w:after="60" w:line="259" w:lineRule="auto"/>
       </w:pPr>
       <w:r>
-        <w:rPr>
-          <w:rFonts w:ascii="Times New Roman" w:hAnsi="Times New Roman"/>
-          <w:b/>
-          <w:sz w:val="22"/>
-        </w:rPr>
-        <w:t>Antrag Teilhabeassistenz</w:t>
+        <w:t>1. Antrag</w:t>
       </w:r>
     </w:p>
     <w:p>
       <w:pPr>
-        <w:spacing w:line="259" w:lineRule="auto" w:after="60"/>
         <w:jc w:val="both"/>
       </w:pPr>
       <w:r>
-        <w:t>Der Antrag begehrt Assistenz für Blockunterricht, Prüfungsvorbereitung, Pausenwechsel und Schulweg. Beantragt sind 18 Stunden pro Woche in Schulwochen sowie 3 Stunden Vorbereitungsassistenz an den Freitagen vor Blockbeginn.</w:t>
+        <w:rPr>
+          <w:rFonts w:ascii="Arial" w:hAnsi="Arial" w:eastAsia="Arial"/>
+          <w:b w:val="0"/>
+          <w:sz w:val="21"/>
+        </w:rPr>
+        <w:t>Für meinen Sohn Levin Schuster beantrage ich personelle Teilhabeassistenz während der Blockwochen an der Staatlichen Berufsschule II Regensburg. Beantragt werden bis zu 18 Stunden je Schulwoche für Ankunft, Raumwechsel, Pausen, Konfliktkommunikation und unvorhergesehene Planänderungen sowie drei Stunden Vorbereitung am Freitag vor einer Blockphase.</w:t>
       </w:r>
     </w:p>
     <w:p>
       <w:pPr>
-        <w:spacing w:line="259" w:lineRule="auto" w:after="60"/>
+        <w:pStyle w:val="Heading1"/>
+      </w:pPr>
+      <w:r>
+        <w:t>2. Ausbildung</w:t>
+      </w:r>
+    </w:p>
+    <w:p>
+      <w:pPr>
         <w:jc w:val="both"/>
       </w:pPr>
       <w:r>
-        <w:t>Begründet wird der Bedarf mit Reizüberflutung, fehlender spontaner Kommunikationsfähigkeit in Konfliktsituationen und wiederholtem Verlassen des Schulgeländes.</w:t>
+        <w:rPr>
+          <w:rFonts w:ascii="Arial" w:hAnsi="Arial" w:eastAsia="Arial"/>
+          <w:b w:val="0"/>
+          <w:sz w:val="21"/>
+        </w:rPr>
+        <w:t>Levin absolviert seit 1. September 2025 eine Ausbildung zum Fachlageristen bei der Donauhafen Logistik GmbH. Im Betrieb arbeitet er zuverlässig mit einem festen Ansprechpartner, klaren Laufwegen und schriftlichen Aufgabenlisten. Der Betrieb beurteilt seine fachliche Leistung positiv. Schwierigkeiten entstehen vor allem im wechselnden Schulbetrieb.</w:t>
+      </w:r>
+    </w:p>
+    <w:p>
+      <w:pPr>
+        <w:pStyle w:val="Heading1"/>
+      </w:pPr>
+      <w:r>
+        <w:t>3. Konkrete Barrieren</w:t>
+      </w:r>
+    </w:p>
+    <w:p>
+      <w:pPr>
+        <w:jc w:val="both"/>
+      </w:pPr>
+      <w:r>
+        <w:rPr>
+          <w:rFonts w:ascii="Arial" w:hAnsi="Arial" w:eastAsia="Arial"/>
+          <w:b w:val="0"/>
+          <w:sz w:val="21"/>
+        </w:rPr>
+        <w:t>Levin hat eine Autismus-Spektrum-Störung und in Überlastungssituationen ausgeprägte Mutismusphasen. Kurzfristige Raumwechsel, laute Pausenbereiche, unklare Gruppenaufträge und direkte Konflikte können dazu führen, dass er den Raum oder das Gelände verlässt, ohne sein Ziel mitteilen zu können. Am 18. März 2026 wartete er nach einem Raumwechsel 47 Minuten im Treppenhaus. Am 23. April verließ er nach einer Auseinandersetzung den Schulhof und wurde an der Bushaltestelle gefunden.</w:t>
+      </w:r>
+    </w:p>
+    <w:p>
+      <w:pPr>
+        <w:pStyle w:val="Heading1"/>
+      </w:pPr>
+      <w:r>
+        <w:t>4. Aufgabe der Assistenz</w:t>
+      </w:r>
+    </w:p>
+    <w:p>
+      <w:pPr>
+        <w:jc w:val="both"/>
+      </w:pPr>
+      <w:r>
+        <w:rPr>
+          <w:rFonts w:ascii="Arial" w:hAnsi="Arial" w:eastAsia="Arial"/>
+          <w:b w:val="0"/>
+          <w:sz w:val="21"/>
+        </w:rPr>
+        <w:t>Die Assistenz soll keine Lerninhalte vermitteln und keine Nachhilfe leisten. Sie soll Pläne visualisieren, Übergänge ankündigen, bei Kommunikationsabbrüchen eine vereinbarte Karte einsetzen, einen reizarmen Rückzugsort ansteuern und sicherstellen, dass Levin bei Planänderungen nicht unbemerkt das Gelände verlässt. Der Stundenbedarf kann nach einer Erprobungsphase angepasst werden.</w:t>
+      </w:r>
+    </w:p>
+    <w:p>
+      <w:pPr>
+        <w:pStyle w:val="Heading1"/>
+      </w:pPr>
+      <w:r>
+        <w:t>5. Anlagen</w:t>
+      </w:r>
+    </w:p>
+    <w:p>
+      <w:pPr>
+        <w:jc w:val="both"/>
+      </w:pPr>
+      <w:r>
+        <w:rPr>
+          <w:rFonts w:ascii="Arial" w:hAnsi="Arial" w:eastAsia="Arial"/>
+          <w:b w:val="0"/>
+          <w:sz w:val="21"/>
+        </w:rPr>
+        <w:t>Beigefügt sind fachärztliche Stellungnahme, Ausbildungsbeurteilung, Schulprotokoll, Stundenplan der nächsten Blockphase, Einwilligung zur Abstimmung und eine Skizze des Schulwegs. Die Schule hat einen Ruheraum benannt, kann aber kein eigenes Personal für die Begleitung stellen.</w:t>
+      </w:r>
+    </w:p>
+    <w:p>
+      <w:pPr>
+        <w:jc w:val="both"/>
+      </w:pPr>
+      <w:r>
+        <w:rPr>
+          <w:rFonts w:ascii="Arial" w:hAnsi="Arial" w:eastAsia="Arial"/>
+          <w:b w:val="0"/>
+          <w:sz w:val="21"/>
+        </w:rPr>
+        <w:t>Wegen der nächsten Blockphase ab 14. September 2026 bitte ich um frühzeitige Bedarfsermittlung und ein gemeinsames Gespräch mit Schule und Ausbildungsbetrieb.</w:t>
+      </w:r>
+    </w:p>
+    <w:p>
+      <w:pPr>
+        <w:spacing w:before="280"/>
+      </w:pPr>
+      <w:r>
+        <w:rPr>
+          <w:rFonts w:ascii="Arial" w:hAnsi="Arial" w:eastAsia="Arial"/>
+          <w:b/>
+          <w:sz w:val="21"/>
+        </w:rPr>
+        <w:t>Ulrike Schuster</w:t>
+      </w:r>
+    </w:p>
+    <w:p>
+      <w:pPr>
+        <w:spacing w:after="0"/>
+      </w:pPr>
+      <w:r>
+        <w:rPr>
+          <w:rFonts w:ascii="Arial" w:hAnsi="Arial" w:eastAsia="Arial"/>
+          <w:b w:val="0"/>
+          <w:color w:val="5C6569"/>
+          <w:sz w:val="18"/>
+        </w:rPr>
+        <w:t>in Vollmacht für Levin Schuster</w:t>
       </w:r>
     </w:p>
     <w:sectPr>
       <w:headerReference w:type="default" r:id="rId9"/>
       <w:footerReference w:type="default" r:id="rId10"/>
-      <w:pgSz w:w="12240" w:h="15840"/>
-      <w:pgMar w:top="1191" w:right="1247" w:bottom="1134" w:left="1361" w:header="720" w:footer="720" w:gutter="0"/>
+      <w:pgSz w:w="11906" w:h="16838"/>
+      <w:pgMar w:top="1247" w:right="1134" w:bottom="1134" w:left="1332" w:header="454" w:footer="454" w:gutter="0"/>
       <w:cols w:space="720"/>
       <w:docGrid w:linePitch="360"/>
     </w:sectPr>
@@ -66,19 +384,68 @@
   <w:p>
     <w:pPr>
       <w:pStyle w:val="Footer"/>
-      <w:jc w:val="left"/>
-    </w:pPr>
-    <w:r/>
-    <w:r>
-      <w:rPr>
-        <w:rFonts w:ascii="Times New Roman" w:hAnsi="Times New Roman"/>
-        <w:b w:val="0"/>
-        <w:color w:val="777777"/>
-        <w:sz w:val="17"/>
-      </w:rPr>
-      <w:t>Vertraulich | Bearbeitungsstand Juli 2026 | nur zur Aktenbearbeitung</w:t>
-    </w:r>
+    </w:pPr>
   </w:p>
+  <w:tbl>
+    <w:tblPr>
+      <w:tblW w:type="auto" w:w="0"/>
+      <w:jc w:val="center"/>
+      <w:tblLayout w:type="fixed"/>
+      <w:tblLook w:firstColumn="1" w:firstRow="1" w:lastColumn="0" w:lastRow="0" w:noHBand="0" w:noVBand="1" w:val="04A0"/>
+    </w:tblPr>
+    <w:tblGrid>
+      <w:gridCol w:w="7257"/>
+      <w:gridCol w:w="2154"/>
+    </w:tblGrid>
+    <w:tr>
+      <w:tc>
+        <w:tcPr>
+          <w:tcW w:type="dxa" w:w="7257"/>
+        </w:tcPr>
+        <w:p>
+          <w:r>
+            <w:rPr>
+              <w:rFonts w:ascii="Arial" w:hAnsi="Arial" w:eastAsia="Arial"/>
+              <w:b w:val="0"/>
+              <w:color w:val="5C6569"/>
+              <w:sz w:val="14"/>
+            </w:rPr>
+            <w:t>Antrag Levin Schuster · 4. Mai 2026</w:t>
+          </w:r>
+        </w:p>
+      </w:tc>
+      <w:tc>
+        <w:tcPr>
+          <w:tcW w:type="dxa" w:w="2154"/>
+        </w:tcPr>
+        <w:p>
+          <w:pPr>
+            <w:jc w:val="right"/>
+          </w:pPr>
+          <w:r>
+            <w:rPr>
+              <w:rFonts w:ascii="Arial" w:hAnsi="Arial" w:eastAsia="Arial"/>
+              <w:b w:val="0"/>
+              <w:color w:val="5C6569"/>
+              <w:sz w:val="14"/>
+            </w:rPr>
+            <w:t xml:space="preserve">Seite </w:t>
+          </w:r>
+          <w:r>
+            <w:rPr>
+              <w:rFonts w:ascii="Arial" w:hAnsi="Arial" w:eastAsia="Arial"/>
+              <w:b w:val="0"/>
+              <w:color w:val="5C6569"/>
+              <w:sz w:val="14"/>
+            </w:rPr>
+            <w:fldChar w:fldCharType="begin"/>
+            <w:instrText xml:space="preserve">PAGE</w:instrText>
+            <w:fldChar w:fldCharType="end"/>
+          </w:r>
+        </w:p>
+      </w:tc>
+    </w:tr>
+  </w:tbl>
 </w:ftr>
 </file>
 
@@ -87,18 +454,58 @@
   <w:p>
     <w:pPr>
       <w:pStyle w:val="Header"/>
-      <w:jc w:val="left"/>
-    </w:pPr>
-    <w:r/>
+      <w:spacing w:after="20"/>
+    </w:pPr>
     <w:r>
       <w:rPr>
-        <w:rFonts w:ascii="Times New Roman" w:hAnsi="Times New Roman"/>
+        <w:rFonts w:ascii="Arial" w:hAnsi="Arial" w:eastAsia="Arial"/>
+        <w:b/>
+        <w:color w:val="173941"/>
+        <w:sz w:val="19"/>
+      </w:rPr>
+      <w:t>Ulrike Schuster</w:t>
+    </w:r>
+  </w:p>
+  <w:p>
+    <w:pPr>
+      <w:spacing w:after="0"/>
+    </w:pPr>
+    <w:r>
+      <w:rPr>
+        <w:rFonts w:ascii="Arial" w:hAnsi="Arial" w:eastAsia="Arial"/>
         <w:b w:val="0"/>
-        <w:i w:val="0"/>
-        <w:color w:val="666666"/>
-        <w:sz w:val="17"/>
-      </w:rPr>
-      <w:t>Kanzlei Ahlers und Brinkmann | Sozialrechtliche Leistungsakte | Bearbeitungsstand Juli 2026</w:t>
+        <w:color w:val="5C6569"/>
+        <w:sz w:val="14"/>
+      </w:rPr>
+      <w:t>Hermann-Geib-Straße 27 · 93053 Regensburg</w:t>
+    </w:r>
+  </w:p>
+  <w:p>
+    <w:pPr>
+      <w:spacing w:after="0"/>
+    </w:pPr>
+    <w:r>
+      <w:rPr>
+        <w:rFonts w:ascii="Arial" w:hAnsi="Arial" w:eastAsia="Arial"/>
+        <w:b w:val="0"/>
+        <w:color w:val="5C6569"/>
+        <w:sz w:val="14"/>
+      </w:rPr>
+      <w:t>Telefon 0941 788431 · ulrike.schuster@example.org</w:t>
+    </w:r>
+  </w:p>
+  <w:p>
+    <w:pPr>
+      <w:spacing w:after="0"/>
+    </w:pPr>
+    <w:r>
+      <w:rPr>
+        <w:rFonts w:ascii="Arial" w:hAnsi="Arial" w:eastAsia="Arial"/>
+        <w:b w:val="0"/>
+        <w:color w:val="5C6569"/>
+        <w:sz w:val="14"/>
+      </w:rPr>
+      <w:t>Bevollmächtigte Mutter von Levin Schuster, geboren 12. September 2006</w:t>
     </w:r>
   </w:p>
 </w:hdr>
@@ -467,9 +874,13 @@
     <w:name w:val="Normal"/>
     <w:qFormat/>
     <w:rsid w:val="00FC693F"/>
+    <w:pPr>
+      <w:spacing w:after="120" w:line="259" w:lineRule="auto"/>
+      <w:widowControl/>
+    </w:pPr>
     <w:rPr>
-      <w:rFonts w:ascii="Times New Roman" w:hAnsi="Times New Roman"/>
-      <w:sz w:val="22"/>
+      <w:rFonts w:ascii="Arial" w:hAnsi="Arial"/>
+      <w:sz w:val="21"/>
     </w:rPr>
   </w:style>
   <w:style w:type="paragraph" w:styleId="Header">
@@ -527,15 +938,15 @@
     <w:pPr>
       <w:keepNext/>
       <w:keepLines/>
-      <w:spacing w:before="480" w:after="0"/>
+      <w:spacing w:before="200" w:after="120"/>
       <w:outlineLvl w:val="0"/>
     </w:pPr>
     <w:rPr>
-      <w:rFonts w:asciiTheme="majorHAnsi" w:eastAsiaTheme="majorEastAsia" w:hAnsiTheme="majorHAnsi" w:cstheme="majorBidi" w:ascii="Times New Roman" w:hAnsi="Times New Roman"/>
+      <w:rFonts w:asciiTheme="majorHAnsi" w:eastAsiaTheme="majorEastAsia" w:hAnsiTheme="majorHAnsi" w:cstheme="majorBidi" w:ascii="Arial" w:hAnsi="Arial"/>
       <w:b/>
       <w:bCs/>
-      <w:color w:val="365F91" w:themeColor="accent1" w:themeShade="BF"/>
-      <w:sz w:val="28"/>
+      <w:color w:val="173941"/>
+      <w:sz w:val="26"/>
       <w:szCs w:val="28"/>
     </w:rPr>
   </w:style>
@@ -551,15 +962,15 @@
     <w:pPr>
       <w:keepNext/>
       <w:keepLines/>
-      <w:spacing w:before="200" w:after="0"/>
+      <w:spacing w:before="200" w:after="120"/>
       <w:outlineLvl w:val="1"/>
     </w:pPr>
     <w:rPr>
-      <w:rFonts w:asciiTheme="majorHAnsi" w:eastAsiaTheme="majorEastAsia" w:hAnsiTheme="majorHAnsi" w:cstheme="majorBidi" w:ascii="Times New Roman" w:hAnsi="Times New Roman"/>
+      <w:rFonts w:asciiTheme="majorHAnsi" w:eastAsiaTheme="majorEastAsia" w:hAnsiTheme="majorHAnsi" w:cstheme="majorBidi" w:ascii="Arial" w:hAnsi="Arial"/>
       <w:b/>
       <w:bCs/>
-      <w:color w:val="4F81BD" w:themeColor="accent1"/>
-      <w:sz w:val="24"/>
+      <w:color w:val="173941"/>
+      <w:sz w:val="22"/>
       <w:szCs w:val="26"/>
     </w:rPr>
   </w:style>
@@ -813,19 +1224,20 @@
     <w:qFormat/>
     <w:rsid w:val="00FC693F"/>
     <w:pPr>
+      <w:keepNext/>
       <w:pBdr>
         <w:bottom w:val="single" w:sz="8" w:space="4" w:color="4F81BD" w:themeColor="accent1"/>
       </w:pBdr>
-      <w:spacing w:after="300" w:line="240" w:lineRule="auto"/>
+      <w:spacing w:after="120" w:line="240" w:lineRule="auto" w:before="0"/>
       <w:contextualSpacing/>
     </w:pPr>
     <w:rPr>
-      <w:rFonts w:asciiTheme="majorHAnsi" w:eastAsiaTheme="majorEastAsia" w:hAnsiTheme="majorHAnsi" w:cstheme="majorBidi" w:ascii="Times New Roman" w:hAnsi="Times New Roman"/>
+      <w:rFonts w:asciiTheme="majorHAnsi" w:eastAsiaTheme="majorEastAsia" w:hAnsiTheme="majorHAnsi" w:cstheme="majorBidi" w:ascii="Arial" w:hAnsi="Arial"/>
       <w:b/>
-      <w:color w:val="17365D" w:themeColor="text2" w:themeShade="BF"/>
+      <w:color w:val="173941"/>
       <w:spacing w:val="5"/>
       <w:kern w:val="28"/>
-      <w:sz w:val="30"/>
+      <w:sz w:val="36"/>
       <w:szCs w:val="52"/>
     </w:rPr>
   </w:style>
